--- a/аллегории.docx
+++ b/аллегории.docx
@@ -94,13 +94,7 @@
           <w:bCs/>
           <w:lang w:val="ru-RU"/>
         </w:rPr>
-        <w:t>Гоголь.</w:t>
-      </w:r>
-      <w:r>
-        <w:rPr>
-          <w:lang w:val="ru-RU"/>
-        </w:rPr>
-        <w:t xml:space="preserve"> Первая запись помечена 25 марта: этим числом открывается «Нос». К тому же это Благовещение, день благой вести. Князь говорит о носе «он», как о живом, и нос ему дороже жены.</w:t>
+        <w:t>Чёрточки на стене. Надежда считала дни по свече мужа, единственному своему календарю. Последние три ночи не отмечены: она перестала надеяться, и это случилось раньше, чем пришёл доктор. Доктор не отвечает ей, а считает, потому что для него она уже стала учётной единицей.</w:t>
       </w:r>
     </w:p>
     <w:p>
@@ -119,13 +113,13 @@
           <w:bCs/>
           <w:lang w:val="ru-RU"/>
         </w:rPr>
-        <w:t>Нос-младенец.</w:t>
-      </w:r>
-      <w:r>
-        <w:rPr>
-          <w:lang w:val="ru-RU"/>
-        </w:rPr>
-        <w:t xml:space="preserve"> У ван Гельмонта донор назван «родителем», и эта легенда подлинная. Наденька зовёт нос «почти ребёнком», а князь чмокает у раны, «как младенец у груди». Единственный плод этого брака — паразит, который кормится матерью. В финале уже мать кормят силой, чтобы жил «ребёнок».</w:t>
+        <w:t>Гоголь.</w:t>
+      </w:r>
+      <w:r>
+        <w:rPr>
+          <w:lang w:val="ru-RU"/>
+        </w:rPr>
+        <w:t xml:space="preserve"> Первая запись помечена 25 марта: этим числом открывается «Нос». К тому же это Благовещение, день благой вести. Князь говорит о носе «он», как о живом, и нос ему дороже жены.</w:t>
       </w:r>
     </w:p>
     <w:p>
@@ -144,13 +138,7 @@
           <w:bCs/>
           <w:lang w:val="ru-RU"/>
         </w:rPr>
-        <w:t>Дездемона</w:t>
-      </w:r>
-      <w:r>
-        <w:rPr>
-          <w:lang w:val="ru-RU"/>
-        </w:rPr>
-        <w:t xml:space="preserve"> полюбила «за муки» и погибла от руки мужа. Вторая половина той строки, «а я её — за состраданье к ним», здесь вывернута: князь полюбил её кожу.</w:t>
+        <w:t>Нос-младенец. Легенда ван Гельмонта о брюссельском носе подлинная, а «родителем» донора называет сам доктор. Наденька зовёт нос «почти ребёнком», а князь чмокает у раны, «как младенец у груди». Единственный плод этого брака — паразит, который кормится матерью. В финале уже мать кормят силой, чтобы жил «ребёнок».</w:t>
       </w:r>
     </w:p>
     <w:p>
@@ -169,13 +157,13 @@
           <w:bCs/>
           <w:lang w:val="ru-RU"/>
         </w:rPr>
-        <w:t>Доктор — главное чудовище.</w:t>
-      </w:r>
-      <w:r>
-        <w:rPr>
-          <w:lang w:val="ru-RU"/>
-        </w:rPr>
-        <w:t xml:space="preserve"> Фамилия Сыромятников идёт от сыромятной кожи, и кроит он «как перчаточник лайку». Он трижды выбирает себя: бром вместо помощи, статья вместо траура, зонд вместо городового.</w:t>
+        <w:t>Дездемона</w:t>
+      </w:r>
+      <w:r>
+        <w:rPr>
+          <w:lang w:val="ru-RU"/>
+        </w:rPr>
+        <w:t xml:space="preserve"> полюбила «за муки» и погибла от руки мужа. Вторая половина той строки, «а я её — за состраданье к ним», здесь вывернута: князь полюбил её кожу.</w:t>
       </w:r>
     </w:p>
     <w:p>
@@ -194,13 +182,7 @@
           <w:bCs/>
           <w:lang w:val="ru-RU"/>
         </w:rPr>
-        <w:t>Зло как канцелярия.</w:t>
-      </w:r>
-      <w:r>
-        <w:rPr>
-          <w:lang w:val="ru-RU"/>
-        </w:rPr>
-        <w:t xml:space="preserve"> Башибузуки режут уши «для отчёта», а финал — «уши мы назначили на четверг». Изувеченный сам стал палачом. В этом «мы» — союз титула и науки против беззащитной.</w:t>
+        <w:t>Доктор — главное чудовище. Фамилия Сыромятников идёт от сыромятной кожи, и кроит он «как перчаточник лайку». Он раз за разом выбирает себя: бром вместо помощи, статья вместо траура, зонд вместо городового, журнал вместо совести. В склепе он узнаёт Надежду по шраму, то есть по «своей работе», а не по лицу.</w:t>
       </w:r>
     </w:p>
     <w:p>
@@ -219,26 +201,102 @@
           <w:bCs/>
           <w:lang w:val="ru-RU"/>
         </w:rPr>
-        <w:t>Белая ночь.</w:t>
-      </w:r>
-      <w:r>
-        <w:rPr>
-          <w:lang w:val="ru-RU"/>
-        </w:rPr>
-        <w:t xml:space="preserve"> Развязка приходится на ночь, когда тьмы нет вовсе. А она живёт в полной темноте и побелела, как росток в погребе.</w:t>
+        <w:t>Зло как канцелярия. Башибузуки режут уши «для отчёта», а в финале доктор заводит журнал в две графы и пишет: «уши мы назначили на четверг». Изувеченный сам стал палачом. В этом «мы» — союз титула и науки против беззащитной.</w:t>
       </w:r>
     </w:p>
     <w:p>
       <w:pPr>
-        <w:rPr>
-          <w:lang w:val="ru-RU"/>
-        </w:rPr>
-      </w:pPr>
-      <w:r>
-        <w:rPr>
-          <w:lang w:val="ru-RU"/>
-        </w:rPr>
-        <w:t>Улики к развязке разложены честно, по-акунински: «по словам князя», пьяный немец со свидетельством, оспа, которой больше никто не заболел, лёгкий гроб, «она всегда при мне». Гроб несут двое, и в конце держат её тоже двое.</w:t>
+        <w:numPr>
+          <w:ilvl w:val="0"/>
+          <w:numId w:val="1"/>
+        </w:numPr>
+        <w:rPr>
+          <w:lang w:val="ru-RU"/>
+        </w:rPr>
+      </w:pPr>
+      <w:r>
+        <w:rPr>
+          <w:b/>
+          <w:bCs/>
+          <w:lang w:val="ru-RU"/>
+        </w:rPr>
+        <w:t>Могила мужа. Надежду держат в нише, которую князь приготовил для себя. «Одна плоть» доведена до конца: он живёт её жизнью, она лежит в его смерти. А для ушей их снова придётся сращивать на три недели, теперь уже в склепе.</w:t>
+      </w:r>
+    </w:p>
+    <w:p>
+      <w:pPr>
+        <w:numPr>
+          <w:ilvl w:val="0"/>
+          <w:numId w:val="1"/>
+        </w:numPr>
+        <w:rPr>
+          <w:lang w:val="ru-RU"/>
+        </w:rPr>
+      </w:pPr>
+      <w:r>
+        <w:rPr>
+          <w:b/>
+          <w:bCs/>
+          <w:lang w:val="ru-RU"/>
+        </w:rPr>
+        <w:t>«Вы за мной?» Вопрос двусмысленный: так спрашивают и спасителя, и смерть. Доктор не приносит ни того, ни другого. «Безносая», то есть смерть, к ней не допущена.</w:t>
+      </w:r>
+    </w:p>
+    <w:p>
+      <w:pPr>
+        <w:numPr>
+          <w:ilvl w:val="0"/>
+          <w:numId w:val="1"/>
+        </w:numPr>
+        <w:rPr>
+          <w:lang w:val="ru-RU"/>
+        </w:rPr>
+      </w:pPr>
+      <w:r>
+        <w:rPr>
+          <w:b/>
+          <w:bCs/>
+          <w:lang w:val="ru-RU"/>
+        </w:rPr>
+        <w:t>«Не тленом — хлевом». В склепе ждёшь запаха смерти, а пахнет живым телом, которое держат как скотину.</w:t>
+      </w:r>
+    </w:p>
+    <w:p>
+      <w:pPr>
+        <w:numPr>
+          <w:ilvl w:val="0"/>
+          <w:numId w:val="1"/>
+        </w:numPr>
+        <w:rPr>
+          <w:lang w:val="ru-RU"/>
+        </w:rPr>
+      </w:pPr>
+      <w:r>
+        <w:rPr>
+          <w:b/>
+          <w:bCs/>
+          <w:lang w:val="ru-RU"/>
+        </w:rPr>
+        <w:t>Белая ночь.</w:t>
+      </w:r>
+      <w:r>
+        <w:rPr>
+          <w:lang w:val="ru-RU"/>
+        </w:rPr>
+        <w:t xml:space="preserve"> Развязка приходится на ночь, когда тьмы нет вовсе. А она живёт в полной темноте и побелела, как росток в погребе.</w:t>
+      </w:r>
+    </w:p>
+    <w:p>
+      <w:pPr>
+        <w:rPr>
+          <w:lang w:val="ru-RU"/>
+        </w:rPr>
+      </w:pPr>
+      <w:r>
+        <w:rPr>
+          <w:lang w:val="ru-RU"/>
+        </w:rPr>
+        <w:t>Улики к развязке разложены честно, по-акунински: «по словам князя», пьяный немец со свидетельством, оспа, которой больше никто не заболел, лёгкий гроб, «она всегда при мне», узелок с «гостинцами для покойницы» (поминальный обычай служит прикрытием для кормёжки), вопрос «боитесь ли вы темноты». Гроб несут двое, и в конце держат её тоже двое.</w:t>
       </w:r>
     </w:p>
     <w:p/>

--- a/аллегории.docx
+++ b/аллегории.docx
@@ -12,7 +12,7 @@
         <w:rPr>
           <w:lang w:val="ru-RU"/>
         </w:rPr>
-        <w:t>Какие здесь есть аллегори и т.д.?</w:t>
+        <w:t>Какие здесь есть аллегории и т. д.?</w:t>
       </w:r>
     </w:p>
     <w:p>
@@ -25,281 +25,165 @@
         <w:rPr>
           <w:lang w:val="ru-RU"/>
         </w:rPr>
-        <w:t>Главная аллегория — свадебная формула, понятая буквально. Эпиграф «и прилепится к жене своей, и будут двое одна плоть» читают на каждом православном венчании. Князь в церкви улыбается, потому что понимает эти слова дословно. «Узы брака» становятся гипсовой повязкой, а плоть жены — его лицом.</w:t>
+        <w:t>Главная аллегория — свадебная формула, понятая буквально. Эпиграф «и прилепится к жене своей, и будут двое одна плоть» (Еф. V, 31) взят из Апостола, который читают на венчании (Еф. 5:20–33). Князь на венчании улыбается «лишь однажды»: на стихе 29 того же чтения, по-церковнославянски «никтоже бо когда свою плоть возненавиде, но питает и греет ю». В этом стихе и закон финала: её плоть кормят силой, и нос «теплеет».</w:t>
       </w:r>
     </w:p>
     <w:p>
       <w:pPr>
-        <w:numPr>
-          <w:ilvl w:val="0"/>
-          <w:numId w:val="1"/>
-        </w:numPr>
         <w:rPr>
           <w:lang w:val="ru-RU"/>
         </w:rPr>
       </w:pPr>
       <w:r>
         <w:rPr>
-          <w:b/>
-          <w:bCs/>
-          <w:lang w:val="ru-RU"/>
-        </w:rPr>
-        <w:t>«Безносая»</w:t>
-      </w:r>
-      <w:r>
-        <w:rPr>
-          <w:lang w:val="ru-RU"/>
-        </w:rPr>
-        <w:t xml:space="preserve"> — народное имя смерти. Князь и есть смерть для жены, только страшнее обычной: та, что не даёт умереть.</w:t>
+          <w:lang w:val="ru-RU"/>
+        </w:rPr>
+        <w:t>«Безносая» — народное имя смерти. Князь и есть смерть, только страшнее обычной: та, что не даёт умереть. В склепе седая, щербатая Надежда сама похожа на Безносую. Её «Вы за мной?» двусмысленно: так спрашивают и спасителя, и смерть.</w:t>
       </w:r>
     </w:p>
     <w:p>
       <w:pPr>
-        <w:numPr>
-          <w:ilvl w:val="0"/>
-          <w:numId w:val="1"/>
-        </w:numPr>
         <w:rPr>
           <w:lang w:val="ru-RU"/>
         </w:rPr>
       </w:pPr>
       <w:r>
         <w:rPr>
-          <w:b/>
-          <w:bCs/>
-          <w:lang w:val="ru-RU"/>
-        </w:rPr>
-        <w:t>Надежда.</w:t>
-      </w:r>
-      <w:r>
-        <w:rPr>
-          <w:lang w:val="ru-RU"/>
-        </w:rPr>
-        <w:t xml:space="preserve"> Её буквально оставляют в склепе, как в дантовском «оставь надежду» у врат ада. Погребение заживо в фамильном склепе — поклон «Падению дома Ашеров» По.</w:t>
+          <w:lang w:val="ru-RU"/>
+        </w:rPr>
+        <w:t>Гоголь и Благовещенье. Первая запись помечена 25 марта, этим числом открывается «Нос». Зачин — гоголевская зевгма: «снял цилиндр, перчатки и нос». 25 марта — Благовещенье, праздник, когда дева зачинает плоть. В 1879 году он совпал с Вербным воскресеньем (Пасха по старому стилю — 1 апреля). Князь приносит свою «благую весть», а Наденька говорит о носе: «Это почти как ребёнок».</w:t>
       </w:r>
     </w:p>
     <w:p>
       <w:pPr>
-        <w:numPr>
-          <w:ilvl w:val="0"/>
-          <w:numId w:val="1"/>
-        </w:numPr>
         <w:rPr>
           <w:lang w:val="ru-RU"/>
         </w:rPr>
       </w:pPr>
       <w:r>
         <w:rPr>
-          <w:b/>
-          <w:bCs/>
-          <w:lang w:val="ru-RU"/>
-        </w:rPr>
-        <w:t>Чёрточки на стене. Надежда считала дни по свече мужа, единственному своему календарю. Последние три ночи не отмечены: она перестала надеяться, и это случилось раньше, чем пришёл доктор. Доктор не отвечает ей, а считает, потому что для него она уже стала учётной единицей.</w:t>
+          <w:lang w:val="ru-RU"/>
+        </w:rPr>
+        <w:t>Нос-младенец. Доктор называет донора «так сказать, родителем», князь хватается за слово: «родитель нужен молодой, здоровый», будто нанимает кормилицу. Медовый месяц в одной гипсовой повязке, «ели с одной ложки», «чмокал губами у самой раны, как младенец у груди». Единственный плод этого брака — паразит, который кормится матерью. В финале мать кормят силой, чтобы жил «ребёнок». Колыбельная переворачивается: в мае она пела ему, в склепе он поёт ей над зондом.</w:t>
       </w:r>
     </w:p>
     <w:p>
       <w:pPr>
-        <w:numPr>
-          <w:ilvl w:val="0"/>
-          <w:numId w:val="1"/>
-        </w:numPr>
         <w:rPr>
           <w:lang w:val="ru-RU"/>
         </w:rPr>
       </w:pPr>
       <w:r>
         <w:rPr>
-          <w:b/>
-          <w:bCs/>
-          <w:lang w:val="ru-RU"/>
-        </w:rPr>
-        <w:t>Гоголь.</w:t>
-      </w:r>
-      <w:r>
-        <w:rPr>
-          <w:lang w:val="ru-RU"/>
-        </w:rPr>
-        <w:t xml:space="preserve"> Первая запись помечена 25 марта: этим числом открывается «Нос». К тому же это Благовещение, день благой вести. Князь говорит о носе «он», как о живом, и нос ему дороже жены.</w:t>
+          <w:lang w:val="ru-RU"/>
+        </w:rPr>
+        <w:t>Кожа и перчатки. Фамилия Сыромятников идёт от сыромятной кожи. Доктор кроит «как перчаточник лайку» и оценивает невесту как товар: «Кожа, отмечу, превосходная». Князь в первой фразе снимает перчатки вместе с носом. «Полюбила князя за муки» — недоговорённая строка «Отелло» (у Вейнберга: «Она меня за муки полюбила, а я её — за состраданье к ним»). Вторая половина вывернута молча: он её — за кожу.</w:t>
       </w:r>
     </w:p>
     <w:p>
       <w:pPr>
-        <w:numPr>
-          <w:ilvl w:val="0"/>
-          <w:numId w:val="1"/>
-        </w:numPr>
         <w:rPr>
           <w:lang w:val="ru-RU"/>
         </w:rPr>
       </w:pPr>
       <w:r>
         <w:rPr>
-          <w:b/>
-          <w:bCs/>
-          <w:lang w:val="ru-RU"/>
-        </w:rPr>
-        <w:t>Нос-младенец. Легенда ван Гельмонта о брюссельском носе подлинная, а «родителем» донора называет сам доктор. Наденька зовёт нос «почти ребёнком», а князь чмокает у раны, «как младенец у груди». Единственный плод этого брака — паразит, который кормится матерью. В финале уже мать кормят силой, чтобы жил «ребёнок».</w:t>
+          <w:lang w:val="ru-RU"/>
+        </w:rPr>
+        <w:t>«Ростовщик — заклад». Жена — залог, обеспечение носа. Это тихий отзвук «Кроткой» Достоевского (жена закладчика, окно). Окна забиты гвоздями, ножницы и шпильки под замком: князь стережёт её от самоубийства, ведь её смерть — смерть носа. Поэтому у неё остаются только голод и ноготь.</w:t>
       </w:r>
     </w:p>
     <w:p>
       <w:pPr>
-        <w:numPr>
-          <w:ilvl w:val="0"/>
-          <w:numId w:val="1"/>
-        </w:numPr>
         <w:rPr>
           <w:lang w:val="ru-RU"/>
         </w:rPr>
       </w:pPr>
       <w:r>
         <w:rPr>
-          <w:b/>
-          <w:bCs/>
-          <w:lang w:val="ru-RU"/>
-        </w:rPr>
-        <w:t>Дездемона</w:t>
-      </w:r>
-      <w:r>
-        <w:rPr>
-          <w:lang w:val="ru-RU"/>
-        </w:rPr>
-        <w:t xml:space="preserve"> полюбила «за муки» и погибла от руки мужа. Вторая половина той строки, «а я её — за состраданье к ним», здесь вывернута: князь полюбил её кожу.</w:t>
+          <w:lang w:val="ru-RU"/>
+        </w:rPr>
+        <w:t>Доктор — главное чудовище. Он раз за разом выбирает себя: бром вместо помощи, статья вместо траура, зонд вместо городового, журнал вместо совести. «Мне следовало кликнуть городового» — единственная строка совести, и он через неё переступает. Мотив заложен честно: «опровергнуть побасенку — не открытие», значит, открытие — подтвердить её. В склепе он узнаёт Надежду по шраму, то есть по «своей работе», а она его — по карболке, запаху того дня, когда её резали.</w:t>
       </w:r>
     </w:p>
     <w:p>
       <w:pPr>
-        <w:numPr>
-          <w:ilvl w:val="0"/>
-          <w:numId w:val="1"/>
-        </w:numPr>
         <w:rPr>
           <w:lang w:val="ru-RU"/>
         </w:rPr>
       </w:pPr>
       <w:r>
         <w:rPr>
-          <w:b/>
-          <w:bCs/>
-          <w:lang w:val="ru-RU"/>
-        </w:rPr>
-        <w:t>Доктор — главное чудовище. Фамилия Сыромятников идёт от сыромятной кожи, и кроит он «как перчаточник лайку». Он раз за разом выбирает себя: бром вместо помощи, статья вместо траура, зонд вместо городового, журнал вместо совести. В склепе он узнаёт Надежду по шраму, то есть по «своей работе», а не по лицу.</w:t>
+          <w:lang w:val="ru-RU"/>
+        </w:rPr>
+        <w:t>Зло как канцелярия. Башибузуки режут уши «для отчёта», доктор заводит журнал в две графы, и последнее слово — «Уши мы назначили на четверг». В этом «мы» — союз титула и науки против беззащитной. Изувеченный на войне сам стал палачом.</w:t>
       </w:r>
     </w:p>
     <w:p>
       <w:pPr>
-        <w:numPr>
-          <w:ilvl w:val="0"/>
-          <w:numId w:val="1"/>
-        </w:numPr>
         <w:rPr>
           <w:lang w:val="ru-RU"/>
         </w:rPr>
       </w:pPr>
       <w:r>
         <w:rPr>
-          <w:b/>
-          <w:bCs/>
-          <w:lang w:val="ru-RU"/>
-        </w:rPr>
-        <w:t>Зло как канцелярия. Башибузуки режут уши «для отчёта», а в финале доктор заводит журнал в две графы и пишет: «уши мы назначили на четверг». Изувеченный сам стал палачом. В этом «мы» — союз титула и науки против беззащитной.</w:t>
+          <w:lang w:val="ru-RU"/>
+        </w:rPr>
+        <w:t>Надежда. Её имя буквально оставлено в склепе, как в дантовском «оставь надежду». 758 чёрточек на стене — её календарь по его свечам. Последние три ночи не отмечены: надежда умерла раньше, чем пришёл доктор. Стена «белёная», потому что ногтем можно процарапать только побелку.</w:t>
       </w:r>
     </w:p>
     <w:p>
       <w:pPr>
-        <w:numPr>
-          <w:ilvl w:val="0"/>
-          <w:numId w:val="1"/>
-        </w:numPr>
         <w:rPr>
           <w:lang w:val="ru-RU"/>
         </w:rPr>
       </w:pPr>
       <w:r>
         <w:rPr>
-          <w:b/>
-          <w:bCs/>
-          <w:lang w:val="ru-RU"/>
-        </w:rPr>
-        <w:t>Могила мужа. Надежду держат в нише, которую князь приготовил для себя. «Одна плоть» доведена до конца: он живёт её жизнью, она лежит в его смерти. А для ушей их снова придётся сращивать на три недели, теперь уже в склепе.</w:t>
+          <w:lang w:val="ru-RU"/>
+        </w:rPr>
+        <w:t>Могила мужа. Надежда лежит в нише, которую князь приготовил для себя: «одна плоть» доведена до конца, он живёт её жизнью, она лежит в его смерти. Миска на крышке её собственного пустого гроба, «пахло не тленом — хлевом», «ворох звякнул» (цепь не названа): её держат как скотину. Погребение заживо — поклон По («Падение дома Ашеров», «Береника»).</w:t>
       </w:r>
     </w:p>
     <w:p>
       <w:pPr>
-        <w:numPr>
-          <w:ilvl w:val="0"/>
-          <w:numId w:val="1"/>
-        </w:numPr>
         <w:rPr>
           <w:lang w:val="ru-RU"/>
         </w:rPr>
       </w:pPr>
       <w:r>
         <w:rPr>
-          <w:b/>
-          <w:bCs/>
-          <w:lang w:val="ru-RU"/>
-        </w:rPr>
-        <w:t>«Вы за мной?» Вопрос двусмысленный: так спрашивают и спасителя, и смерть. Доктор не приносит ни того, ни другого. «Безносая», то есть смерть, к ней не допущена.</w:t>
+          <w:lang w:val="ru-RU"/>
+        </w:rPr>
+        <w:t>Белое. Развязка приходится на белую ночь, когда тьмы нет вовсе, а она живёт в полной темноте и побелела, как картофельный росток в погребе. Белые волосы, белое тряпьё, белёная стена, нос «тонкий, белый».</w:t>
       </w:r>
     </w:p>
     <w:p>
       <w:pPr>
-        <w:numPr>
-          <w:ilvl w:val="0"/>
-          <w:numId w:val="1"/>
-        </w:numPr>
         <w:rPr>
           <w:lang w:val="ru-RU"/>
         </w:rPr>
       </w:pPr>
       <w:r>
         <w:rPr>
-          <w:b/>
-          <w:bCs/>
-          <w:lang w:val="ru-RU"/>
-        </w:rPr>
-        <w:t>«Не тленом — хлевом». В склепе ждёшь запаха смерти, а пахнет живым телом, которое держат как скотину.</w:t>
+          <w:lang w:val="ru-RU"/>
+        </w:rPr>
+        <w:t>Улики разложены честно, по-акунински: «Уши — потом»; «всегда при мне»; «трогает мой шрам — проверяет, тёплый ли»; «боюсь ли я темноты»; ножницы и шпильки под замком; кольцо стало велико (вес вернётся в журнале); «по словам князя», «к телу не допустили», закрытый гроб, который «несли всего двое»; свежий розовый нос на отпевании; «носит покойнице гостинцы»; погасший огарок в кулаке. Гроб несут двое, и в конце держат её тоже двое.</w:t>
       </w:r>
     </w:p>
     <w:p>
       <w:pPr>
-        <w:numPr>
-          <w:ilvl w:val="0"/>
-          <w:numId w:val="1"/>
-        </w:numPr>
         <w:rPr>
           <w:lang w:val="ru-RU"/>
         </w:rPr>
       </w:pPr>
       <w:r>
         <w:rPr>
-          <w:b/>
-          <w:bCs/>
-          <w:lang w:val="ru-RU"/>
-        </w:rPr>
-        <w:t>Белая ночь.</w:t>
-      </w:r>
-      <w:r>
-        <w:rPr>
-          <w:lang w:val="ru-RU"/>
-        </w:rPr>
-        <w:t xml:space="preserve"> Развязка приходится на ночь, когда тьмы нет вовсе. А она живёт в полной темноте и побелела, как росток в погребе.</w:t>
+          <w:lang w:val="ru-RU"/>
+        </w:rPr>
+        <w:t>Что проверено. Тальякоцци, «De curtorum chirurgia» (1597): лоскут с плеча, около трёх недель. Легенда ван Гельмонта: нос похолодел в час смерти носильщика, а через несколько дней загнил и отвалился. Диффенбах (Берлин, 1792–1847) — классик ринопластики. Per primam — хирургическая латынь эпохи. Пасха 1879 года — 1 апреля по старому стилю, Красная горка — 8 апреля, первый день, когда снова венчают. 758 + 3 ночи — от середины мая 1880 до середины июня 1882 года. Гипсовая повязка (Пирогов), бром, желудочный зонд, карболка, цинга — всё по эпохе.</w:t>
       </w:r>
     </w:p>
-    <w:p>
-      <w:pPr>
-        <w:rPr>
-          <w:lang w:val="ru-RU"/>
-        </w:rPr>
-      </w:pPr>
-      <w:r>
-        <w:rPr>
-          <w:lang w:val="ru-RU"/>
-        </w:rPr>
-        <w:t>Улики к развязке разложены честно, по-акунински: «по словам князя», пьяный немец со свидетельством, оспа, которой больше никто не заболел, лёгкий гроб, «она всегда при мне», узелок с «гостинцами для покойницы» (поминальный обычай служит прикрытием для кормёжки), вопрос «боитесь ли вы темноты». Гроб несут двое, и в конце держат её тоже двое.</w:t>
-      </w:r>
-    </w:p>
-    <w:p/>
     <w:sectPr>
       <w:pgSz w:w="12240" w:h="15840"/>
       <w:pgMar w:top="1440" w:right="1440" w:bottom="1440" w:left="1440" w:header="720" w:footer="720" w:gutter="0"/>

--- a/аллегории.docx
+++ b/аллегории.docx
@@ -25,7 +25,7 @@
         <w:rPr>
           <w:lang w:val="ru-RU"/>
         </w:rPr>
-        <w:t>Главная аллегория — свадебная формула, понятая буквально. Эпиграф «и прилепится к жене своей, и будут двое одна плоть» (Еф. V, 31) взят из Апостола, который читают на венчании (Еф. 5:20–33). Князь на венчании улыбается «лишь однажды»: на стихе 29 того же чтения, по-церковнославянски «никтоже бо когда свою плоть возненавиде, но питает и греет ю». В этом стихе и закон финала: её плоть кормят силой, и нос «теплеет».</w:t>
+        <w:t>Главная аллегория — свадебная формула, понятая буквально. Эпиграф «и прилепится к жене своей, и будут двое одна плоть» (Еф. V, 31) взят из Апостола, который читают на венчании (Еф. 5:20–33). Князь улыбается «лишь однажды» — на стихе 29 того же чтения: «свою плоть… питает и греет ю». Он и правда два года кормит и «греет» свою плоть в склепе. А в финале «одна плоть» оборачивается против него: его нос живёт её жизнью, и умирает он, а не она.</w:t>
       </w:r>
     </w:p>
     <w:p>
@@ -38,7 +38,7 @@
         <w:rPr>
           <w:lang w:val="ru-RU"/>
         </w:rPr>
-        <w:t>«Безносая» — народное имя смерти. Князь и есть смерть, только страшнее обычной: та, что не даёт умереть. В склепе седая, щербатая Надежда сама похожа на Безносую. Её «Вы за мной?» двусмысленно: так спрашивают и спасителя, и смерть.</w:t>
+        <w:t>Ван Гельмонт наоборот. В легенде нос умирает вместе с «родителем». Здесь «родительница» использует эту связь как оружие: держит шрам на холодном камне, и на чужом лице холодеет нос. Последняя строка — «Лицо было холодное. Нос — тёплый»: хозяин мёртв, а нос жив, потому что жива и свободна она.</w:t>
       </w:r>
     </w:p>
     <w:p>
@@ -51,7 +51,7 @@
         <w:rPr>
           <w:lang w:val="ru-RU"/>
         </w:rPr>
-        <w:t>Гоголь и Благовещенье. Первая запись помечена 25 марта, этим числом открывается «Нос». Зачин — гоголевская зевгма: «снял цилиндр, перчатки и нос». 25 марта — Благовещенье, праздник, когда дева зачинает плоть. В 1879 году он совпал с Вербным воскресеньем (Пасха по старому стилю — 1 апреля). Князь приносит свою «благую весть», а Наденька говорит о носе: «Это почти как ребёнок».</w:t>
+        <w:t>«Безносая» — народное имя смерти. Князь и есть смерть для жены, та, что не даёт умереть. В финале роли меняются: смерть приходит за ним самим, и в темноте она поёт колыбельную.</w:t>
       </w:r>
     </w:p>
     <w:p>
@@ -64,7 +64,7 @@
         <w:rPr>
           <w:lang w:val="ru-RU"/>
         </w:rPr>
-        <w:t>Нос-младенец. Доктор называет донора «так сказать, родителем», князь хватается за слово: «родитель нужен молодой, здоровый», будто нанимает кормилицу. Медовый месяц в одной гипсовой повязке, «ели с одной ложки», «чмокал губами у самой раны, как младенец у груди». Единственный плод этого брака — паразит, который кормится матерью. В финале мать кормят силой, чтобы жил «ребёнок». Колыбельная переворачивается: в мае она пела ему, в склепе он поёт ей над зондом.</w:t>
+        <w:t>Гоголь и Благовещенье. Первая запись помечена 25 марта: этим числом открывается «Нос», а зачин — гоголевская зевгма «снял цилиндр, перчатки и нос». 25 марта — Благовещенье, праздник, когда дева зачинает плоть (в 1879 году он совпал с Вербным воскресеньем). Наденька говорит о носе: «Это почти как ребёнок», а князь в коляске трогает нос, «как мать трогает лоб больного ребёнка».</w:t>
       </w:r>
     </w:p>
     <w:p>
@@ -77,7 +77,7 @@
         <w:rPr>
           <w:lang w:val="ru-RU"/>
         </w:rPr>
-        <w:t>Кожа и перчатки. Фамилия Сыромятников идёт от сыромятной кожи. Доктор кроит «как перчаточник лайку» и оценивает невесту как товар: «Кожа, отмечу, превосходная». Князь в первой фразе снимает перчатки вместе с носом. «Полюбила князя за муки» — недоговорённая строка «Отелло» (у Вейнберга: «Она меня за муки полюбила, а я её — за состраданье к ним»). Вторая половина вывернута молча: он её — за кожу.</w:t>
+        <w:t>Темнота. «А вчера спросил, боюсь ли я темноты», — жалуется Наденька в октябре. В финале этот вопрос она возвращает доктору через щель в двери. Доктор когда-то ответил ей, что «в семейные дела не вмешивается», и прописал бром. Теперь «мне следовало прописать ему бром» — и снова он выбирает честолюбие: «такого не было и у ван Гельмонта».</w:t>
       </w:r>
     </w:p>
     <w:p>
@@ -90,7 +90,7 @@
         <w:rPr>
           <w:lang w:val="ru-RU"/>
         </w:rPr>
-        <w:t>«Ростовщик — заклад». Жена — залог, обеспечение носа. Это тихий отзвук «Кроткой» Достоевского (жена закладчика, окно). Окна забиты гвоздями, ножницы и шпильки под замком: князь стережёт её от самоубийства, ведь её смерть — смерть носа. Поэтому у неё остаются только голод и ноготь.</w:t>
+        <w:t>Счёт. В мае Наденька «считает дни — так легче». На стене склепа — 758 чёрточек «по пять, как считают дни арестанты». Рядом доктор проводит свои: «Их четыре». Её счёт был надеждой, его — приговором.</w:t>
       </w:r>
     </w:p>
     <w:p>
@@ -103,7 +103,7 @@
         <w:rPr>
           <w:lang w:val="ru-RU"/>
         </w:rPr>
-        <w:t>Доктор — главное чудовище. Он раз за разом выбирает себя: бром вместо помощи, статья вместо траура, зонд вместо городового, журнал вместо совести. «Мне следовало кликнуть городового» — единственная строка совести, и он через неё переступает. Мотив заложен честно: «опровергнуть побасенку — не открытие», значит, открытие — подтвердить её. В склепе он узнаёт Надежду по шраму, то есть по «своей работе», а она его — по карболке, запаху того дня, когда её резали.</w:t>
+        <w:t>Мраморный ангел. «В углу за дверью белело что-то в рост человека» — белая, без света, побелевшая за два года женщина стоит неподвижно, как статуя, и доктор проходит мимо. «У нас нет ангела» — читатель понимает, что прошёл мимо неё вместе с ним.</w:t>
       </w:r>
     </w:p>
     <w:p>
@@ -116,7 +116,7 @@
         <w:rPr>
           <w:lang w:val="ru-RU"/>
         </w:rPr>
-        <w:t>Зло как канцелярия. Башибузуки режут уши «для отчёта», доктор заводит журнал в две графы, и последнее слово — «Уши мы назначили на четверг». В этом «мы» — союз титула и науки против беззащитной. Изувеченный на войне сам стал палачом.</w:t>
+        <w:t>Улики разложены честно: «Ты куда?» во сне; «Считаю дни»; вскрик княгини, когда шьют нос (связь идёт в обе стороны); «трогает мой шрам — проверяет, тёплый ли»; «боюсь ли я темноты»; ножницы и шпильки под замком, кольцо стало велико; «по словам князя», «к телу не допустили», гроб, который «несли всего двое»; свежий нос на отпевании; «всегда при мне»; новый амбарный замок, «склепы так не запирают»; ключ, оставленный в замке; белое «в рост человека» за дверью.</w:t>
       </w:r>
     </w:p>
     <w:p>
@@ -129,59 +129,7 @@
         <w:rPr>
           <w:lang w:val="ru-RU"/>
         </w:rPr>
-        <w:t>Надежда. Её имя буквально оставлено в склепе, как в дантовском «оставь надежду». 758 чёрточек на стене — её календарь по его свечам. Последние три ночи не отмечены: надежда умерла раньше, чем пришёл доктор. Стена «белёная», потому что ногтем можно процарапать только побелку.</w:t>
-      </w:r>
-    </w:p>
-    <w:p>
-      <w:pPr>
-        <w:rPr>
-          <w:lang w:val="ru-RU"/>
-        </w:rPr>
-      </w:pPr>
-      <w:r>
-        <w:rPr>
-          <w:lang w:val="ru-RU"/>
-        </w:rPr>
-        <w:t>Могила мужа. Надежда лежит в нише, которую князь приготовил для себя: «одна плоть» доведена до конца, он живёт её жизнью, она лежит в его смерти. Миска на крышке её собственного пустого гроба, «пахло не тленом — хлевом», «ворох звякнул» (цепь не названа): её держат как скотину. Погребение заживо — поклон По («Падение дома Ашеров», «Береника»).</w:t>
-      </w:r>
-    </w:p>
-    <w:p>
-      <w:pPr>
-        <w:rPr>
-          <w:lang w:val="ru-RU"/>
-        </w:rPr>
-      </w:pPr>
-      <w:r>
-        <w:rPr>
-          <w:lang w:val="ru-RU"/>
-        </w:rPr>
-        <w:t>Белое. Развязка приходится на белую ночь, когда тьмы нет вовсе, а она живёт в полной темноте и побелела, как картофельный росток в погребе. Белые волосы, белое тряпьё, белёная стена, нос «тонкий, белый».</w:t>
-      </w:r>
-    </w:p>
-    <w:p>
-      <w:pPr>
-        <w:rPr>
-          <w:lang w:val="ru-RU"/>
-        </w:rPr>
-      </w:pPr>
-      <w:r>
-        <w:rPr>
-          <w:lang w:val="ru-RU"/>
-        </w:rPr>
-        <w:t>Улики разложены честно, по-акунински: «Уши — потом»; «всегда при мне»; «трогает мой шрам — проверяет, тёплый ли»; «боюсь ли я темноты»; ножницы и шпильки под замком; кольцо стало велико (вес вернётся в журнале); «по словам князя», «к телу не допустили», закрытый гроб, который «несли всего двое»; свежий розовый нос на отпевании; «носит покойнице гостинцы»; погасший огарок в кулаке. Гроб несут двое, и в конце держат её тоже двое.</w:t>
-      </w:r>
-    </w:p>
-    <w:p>
-      <w:pPr>
-        <w:rPr>
-          <w:lang w:val="ru-RU"/>
-        </w:rPr>
-      </w:pPr>
-      <w:r>
-        <w:rPr>
-          <w:lang w:val="ru-RU"/>
-        </w:rPr>
-        <w:t>Что проверено. Тальякоцци, «De curtorum chirurgia» (1597): лоскут с плеча, около трёх недель. Легенда ван Гельмонта: нос похолодел в час смерти носильщика, а через несколько дней загнил и отвалился. Диффенбах (Берлин, 1792–1847) — классик ринопластики. Per primam — хирургическая латынь эпохи. Пасха 1879 года — 1 апреля по старому стилю, Красная горка — 8 апреля, первый день, когда снова венчают. 758 + 3 ночи — от середины мая 1880 до середины июня 1882 года. Гипсовая повязка (Пирогов), бром, желудочный зонд, карболка, цинга — всё по эпохе.</w:t>
+        <w:t>Что проверено. Тальякоцци (1597): лоскут с плеча, около трёх недель. Легенда ван Гельмонта: нос похолодел в час смерти носильщика, а через несколько дней отпал. Диффенбах (Берлин, 1792–1847) — классик ринопластики. Per primam — хирургическая латынь эпохи. Пасха 1879 года — 1 апреля по старому стилю, Красная горка — 8 апреля, первый день, когда снова венчают. 758 ночей — от второй половины мая 1880-го до середины июня 1882 года, время белых ночей. Церковнославянский текст Еф. 5:29: «никтоже бо когда свою плоть возненавиде, но питает и греет ю».</w:t>
       </w:r>
     </w:p>
     <w:sectPr>
